--- a/resumes/src/Arjun-Thakur-Resume-1Page.docx
+++ b/resumes/src/Arjun-Thakur-Resume-1Page.docx
@@ -66,7 +66,7 @@
             <w:sz w:val="19"/>
             <w:szCs w:val="19"/>
           </w:rPr>
-          <w:t>thakurarjun247@gmail.com</w:t>
+          <w:t>arjun@arjunthakur.dev</w:t>
         </w:r>
       </w:hyperlink>
       <w:r>

--- a/resumes/src/Arjun-Thakur-Resume-1Page.docx
+++ b/resumes/src/Arjun-Thakur-Resume-1Page.docx
@@ -36,7 +36,7 @@
           <w:sz w:val="19"/>
           <w:szCs w:val="19"/>
         </w:rPr>
-        <w:t>Available for: AI engineering contracts &amp; freelance | AI training &amp; workshops | Remote (global) | Indore, India</w:t>
+        <w:t>Available for: AI engineering contracts &amp; freelance | AI training &amp; workshops | Remote (global) | India · open to international relocation</w:t>
       </w:r>
     </w:p>
     <w:p>
